--- a/applications/STRONG/Confidential - Data Analyst BI ETL - 2026-08-31/cover_letter.docx
+++ b/applications/STRONG/Confidential - Data Analyst BI ETL - 2026-08-31/cover_letter.docx
@@ -185,7 +185,7 @@
           <w:color w:val="09152A"/>
           <w:sz w:val="22"/>
         </w:rPr>
-        <w:t>I have designed and maintained ETL pipelines and dimensional data models throughout my career, including at Ferguson Enterprises where I built data integration workflows for a large-scale, multi-location ecommerce and supply chain operation — writing complex SQL queries against MS SQL Server and BigQuery, developing VBA automation for reporting workflows, and designing database schemas optimized for efficient data retrieval. In my freelance practice, I have extended this across three client organizations: at callcathai.online, building SQL-driven ETL pipelines with data quality validation and automated reporting; at primelayertrades.com, designing Python and SQL data integration workflows with optimized dimensional models; and at hereraspreadsheets.com, building ETL processes and advanced Excel automation (VBA, Power Query, XLOOKUP, ARRAY formulas) for client reporting systems.</w:t>
+        <w:t>I have designed and maintained ETL pipelines and dimensional data models throughout my career, including at Ferguson Enterprises where I built data integration workflows for a large-scale, multi-location ecommerce and supply chain operation — writing complex SQL queries against MS SQL Server and BigQuery, developing VBA automation for reporting workflows, and designing database schemas optimized for efficient data retrieval. In my freelance practice, I have extended this across three client organizations: at callcatchai.online, building SQL-driven ETL pipelines with data quality validation and automated reporting; at primelayertrades.com, designing Python and SQL data integration workflows with optimized dimensional models; and at hereraspreadsheets.com, building ETL processes and advanced Excel automation (VBA, Power Query, XLOOKUP, ARRAY formulas) for client reporting systems.</w:t>
       </w:r>
     </w:p>
     <w:p>
